--- a/protected-assets/UntoCaesar.docx
+++ b/protected-assets/UntoCaesar.docx
@@ -816,7 +816,7 @@
           <w:i w:val="0"/>
           <w:sz w:val="23"/>
         </w:rPr>
-        <w:t xml:space="preserve"> It speaks “great words against the most High” (Daniel 7:25). Scripture defines blasphemy twice, and both are religious claims: a man making himself God (“because that thou, being a man, makest thyself God,” John 10:33), and a man claiming to forgive sins (“who can forgive sins but God only?” Mark 2:7). A cruel king is not a blasphemer. A power that claims what belongs to God is.</w:t>
+        <w:t xml:space="preserve"> It speaks “great words against the most High” (Daniel 7:25). Scripture defines blasphemy as a religious claim, a man taking God’s place: “because that thou, being a man, makest thyself God” (John 10:33). That does not include the ministry Christ gave His apostles, to declare God’s forgiveness: “Whose soever sins ye remit, they are remitted unto them; and whose soever sins ye retain, they are retained” (John 20:23). The blasphemy Daniel describes is greater: claiming God’s place over every soul, deciding who belongs to God and who does not as if that verdict were man’s to give. (Section 4 shows that claim in writing.) A cruel king is not a blasphemer. A power that claims what belongs to God is.</w:t>
       </w:r>
     </w:p>
     <w:p>
@@ -2650,6 +2650,229 @@
           <w:i w:val="0"/>
           <w:sz w:val="23"/>
         </w:rPr>
+        <w:t xml:space="preserve">“Isn’t the little horn Antiochus Epiphanes?”</w:t>
+      </w:r>
+      <w:r>
+        <w:rPr>
+          <w:rFonts w:ascii="Garamond" w:hAnsi="Garamond" w:cs="Garamond" w:eastAsia="Garamond"/>
+          <w:b w:val="0"/>
+          <w:i w:val="0"/>
+          <w:sz w:val="23"/>
+        </w:rPr>
+        <w:t xml:space="preserve"> Antiochus was a real persecutor who defiled the Temple in 167 BC, but he does not fit Daniel 7. The little horn rises from the fourth beast, “a fourth beast, dreadful and terrible... and it had ten horns” (Daniel 7:7), while Antiochus came from Greece, the third kingdom: “the rough goat is the king of Grecia” (Daniel 8:21). The little horn also lasts until the judgment and the kingdom: “Until the Ancient of days came, and judgment was given to the saints of the most High; and the time came that the saints possessed the kingdom” (Daniel 7:22). Antiochus died in 164 BC. And two centuries after him, Jesus still spoke of Daniel’s abomination as future: “When ye therefore shall see the abomination of desolation, spoken of by Daniel the prophet” (Matthew 24:15). Nor does Antiochus come close to what Scripture says the final enemy at the time of the end will do. (In this research, that final enemy, THE Antichrist, is the dragon, “that old serpent, called the Devil, and Satan, which deceiveth the whole world” (Revelation 12:9), working through the beast and the false prophet.)</w:t>
+      </w:r>
+    </w:p>
+    <w:p>
+      <w:pPr>
+        <w:pStyle w:val="ListBullet"/>
+        <w:spacing w:after="120" w:line="300" w:lineRule="auto"/>
+        <w:jc w:val="both"/>
+      </w:pPr>
+      <w:r>
+        <w:rPr>
+          <w:rFonts w:ascii="Garamond" w:hAnsi="Garamond" w:cs="Garamond" w:eastAsia="Garamond"/>
+          <w:b w:val="1"/>
+          <w:i w:val="0"/>
+          <w:sz w:val="23"/>
+        </w:rPr>
+        <w:t xml:space="preserve">He rules the whole world.</w:t>
+      </w:r>
+      <w:r>
+        <w:rPr>
+          <w:rFonts w:ascii="Garamond" w:hAnsi="Garamond" w:cs="Garamond" w:eastAsia="Garamond"/>
+          <w:b w:val="0"/>
+          <w:i w:val="0"/>
+          <w:sz w:val="23"/>
+        </w:rPr>
+        <w:t xml:space="preserve"> “Power was given him over all kindreds, and tongues, and nations. And all that dwell upon the earth shall worship him” (Revelation 13:7-8). Antiochus ruled one piece of Alexander’s divided empire for about eleven years (175-164 BC). When a Roman envoy drew a circle in the sand around him in 168 BC and ordered him out of Egypt, he obeyed and went home. (That history is outside Scripture.)</w:t>
+      </w:r>
+    </w:p>
+    <w:p>
+      <w:pPr>
+        <w:pStyle w:val="ListBullet"/>
+        <w:spacing w:after="120" w:line="300" w:lineRule="auto"/>
+        <w:jc w:val="both"/>
+      </w:pPr>
+      <w:r>
+        <w:rPr>
+          <w:rFonts w:ascii="Garamond" w:hAnsi="Garamond" w:cs="Garamond" w:eastAsia="Garamond"/>
+          <w:b w:val="1"/>
+          <w:i w:val="0"/>
+          <w:sz w:val="23"/>
+        </w:rPr>
+        <w:t xml:space="preserve">He works worldwide signs and a worldwide death decree.</w:t>
+      </w:r>
+      <w:r>
+        <w:rPr>
+          <w:rFonts w:ascii="Garamond" w:hAnsi="Garamond" w:cs="Garamond" w:eastAsia="Garamond"/>
+          <w:b w:val="0"/>
+          <w:i w:val="0"/>
+          <w:sz w:val="23"/>
+        </w:rPr>
+        <w:t xml:space="preserve"> “He doeth great wonders, so that he maketh fire come down from heaven on the earth in the sight of men” (Revelation 13:13); “that no man might buy or sell, save he that had the mark” (Revelation 13:17); “as many as would not worship the image of the beast should be killed” (Revelation 13:15). Antiochus persecuted one small province. He never ruled the world’s buying and selling.</w:t>
+      </w:r>
+    </w:p>
+    <w:p>
+      <w:pPr>
+        <w:pStyle w:val="ListBullet"/>
+        <w:spacing w:after="120" w:line="300" w:lineRule="auto"/>
+        <w:jc w:val="both"/>
+      </w:pPr>
+      <w:r>
+        <w:rPr>
+          <w:rFonts w:ascii="Garamond" w:hAnsi="Garamond" w:cs="Garamond" w:eastAsia="Garamond"/>
+          <w:b w:val="1"/>
+          <w:i w:val="0"/>
+          <w:sz w:val="23"/>
+        </w:rPr>
+        <w:t xml:space="preserve">He prospers until the end.</w:t>
+      </w:r>
+      <w:r>
+        <w:rPr>
+          <w:rFonts w:ascii="Garamond" w:hAnsi="Garamond" w:cs="Garamond" w:eastAsia="Garamond"/>
+          <w:b w:val="0"/>
+          <w:i w:val="0"/>
+          <w:sz w:val="23"/>
+        </w:rPr>
+        <w:t xml:space="preserve"> “He shall exalt himself, and magnify himself above every god, and shall speak marvellous things against the God of gods, and shall prosper till the indignation be accomplished” (Daniel 11:36). His story runs to “the time of the end” (Daniel 11:40), and when “he shall come to his end, and none shall help him” (Daniel 11:45), the very next words are, “And at that time shall Michael stand up,” followed by the resurrection: “many of them that sleep in the dust of the earth shall awake” (Daniel 12:1-2). Antiochus died in Persia in 164 BC, and no resurrection followed.</w:t>
+      </w:r>
+    </w:p>
+    <w:p>
+      <w:pPr>
+        <w:pStyle w:val="ListBullet"/>
+        <w:spacing w:after="120" w:line="300" w:lineRule="auto"/>
+        <w:jc w:val="both"/>
+      </w:pPr>
+      <w:r>
+        <w:rPr>
+          <w:rFonts w:ascii="Garamond" w:hAnsi="Garamond" w:cs="Garamond" w:eastAsia="Garamond"/>
+          <w:b w:val="1"/>
+          <w:i w:val="0"/>
+          <w:sz w:val="23"/>
+        </w:rPr>
+        <w:t xml:space="preserve">Christ Himself destroys him at His coming.</w:t>
+      </w:r>
+      <w:r>
+        <w:rPr>
+          <w:rFonts w:ascii="Garamond" w:hAnsi="Garamond" w:cs="Garamond" w:eastAsia="Garamond"/>
+          <w:b w:val="0"/>
+          <w:i w:val="0"/>
+          <w:sz w:val="23"/>
+        </w:rPr>
+        <w:t xml:space="preserve"> “Whom the Lord shall consume with the spirit of his mouth, and shall destroy with the brightness of his coming” (2 Thessalonians 2:8). “And the beast was taken, and with him the false prophet... These both were cast alive into a lake of fire burning with brimstone” (Revelation 19:20). Antiochus died of illness more than a century and a half before Christ was even born.</w:t>
+      </w:r>
+    </w:p>
+    <w:p>
+      <w:pPr>
+        <w:spacing w:after="200" w:line="300" w:lineRule="auto"/>
+        <w:jc w:val="both"/>
+      </w:pPr>
+      <w:r>
+        <w:rPr>
+          <w:rFonts w:ascii="Garamond" w:hAnsi="Garamond" w:cs="Garamond" w:eastAsia="Garamond"/>
+          <w:b w:val="0"/>
+          <w:i w:val="0"/>
+          <w:sz w:val="23"/>
+        </w:rPr>
+        <w:t xml:space="preserve">Defiling the Temple was never what made the prophecy unique. Others did it before Antiochus: King Manasseh “built altars for all the host of heaven in the two courts of the house of the LORD” (2 Kings 21:5), and Babylon “burnt the house of the LORD” (2 Kings 25:9). Rome destroyed it after him, in AD 70. A ruler who held a corner of the world for a few years and defiled the Temple for about three does not meet a prophecy that reaches to the end of the world, the resurrection, and the coming of Christ. The full case is in </w:t>
+      </w:r>
+      <w:r>
+        <w:rPr>
+          <w:rFonts w:ascii="Garamond" w:hAnsi="Garamond" w:cs="Garamond" w:eastAsia="Garamond"/>
+          <w:b w:val="0"/>
+          <w:i w:val="1"/>
+          <w:sz w:val="23"/>
+        </w:rPr>
+        <w:t xml:space="preserve">Does Scripture Support the Pre-Tribulation Theory?</w:t>
+      </w:r>
+      <w:r>
+        <w:rPr>
+          <w:rFonts w:ascii="Garamond" w:hAnsi="Garamond" w:cs="Garamond" w:eastAsia="Garamond"/>
+          <w:b w:val="0"/>
+          <w:i w:val="0"/>
+          <w:sz w:val="23"/>
+        </w:rPr>
+        <w:t xml:space="preserve"> (https://scripturescjc.com/pre-tribulation.html).</w:t>
+      </w:r>
+    </w:p>
+    <w:p>
+      <w:pPr>
+        <w:spacing w:after="200" w:line="300" w:lineRule="auto"/>
+        <w:jc w:val="both"/>
+      </w:pPr>
+      <w:r>
+        <w:rPr>
+          <w:rFonts w:ascii="Garamond" w:hAnsi="Garamond" w:cs="Garamond" w:eastAsia="Garamond"/>
+          <w:b w:val="1"/>
+          <w:i w:val="0"/>
+          <w:sz w:val="23"/>
+        </w:rPr>
+        <w:t xml:space="preserve">“The early church fathers didn’t read Daniel 7 this way.”</w:t>
+      </w:r>
+      <w:r>
+        <w:rPr>
+          <w:rFonts w:ascii="Garamond" w:hAnsi="Garamond" w:cs="Garamond" w:eastAsia="Garamond"/>
+          <w:b w:val="0"/>
+          <w:i w:val="0"/>
+          <w:sz w:val="23"/>
+        </w:rPr>
+        <w:t xml:space="preserve"> That is true. Many of them expected a single Antichrist after Rome fell, and they did not count the 1,260 days as years. But they wrote before the history had unfolded, and Daniel was told his words were “closed up and sealed till the time of the end” (Daniel 12:9), when “knowledge shall be increased” (Daniel 12:4). The day-for-a-year key is Scripture’s own (Numbers 14:34; Ezekiel 4:6), and nearly every reader, early and modern, already uses it for Daniel’s “Seventy weeks” (Daniel 9:24), read as 490 years. This research applies the same key to the same book. Later interpreters did apply it here. Joachim of Fiore, an Italian abbot of the 1100s, is credited as the first Christian writer to count the 1,260 days as 1,260 years, and Sir Isaac Newton read Daniel’s prophetic days as years in his </w:t>
+      </w:r>
+      <w:r>
+        <w:rPr>
+          <w:rFonts w:ascii="Garamond" w:hAnsi="Garamond" w:cs="Garamond" w:eastAsia="Garamond"/>
+          <w:b w:val="0"/>
+          <w:i w:val="1"/>
+          <w:sz w:val="23"/>
+        </w:rPr>
+        <w:t xml:space="preserve">Observations upon the Prophecies of Daniel, and the Apocalypse of St. John</w:t>
+      </w:r>
+      <w:r>
+        <w:rPr>
+          <w:rFonts w:ascii="Garamond" w:hAnsi="Garamond" w:cs="Garamond" w:eastAsia="Garamond"/>
+          <w:b w:val="0"/>
+          <w:i w:val="0"/>
+          <w:sz w:val="23"/>
+        </w:rPr>
+        <w:t xml:space="preserve"> (published 1733). (That history is outside Scripture; sources are listed at the end.)</w:t>
+      </w:r>
+    </w:p>
+    <w:p>
+      <w:pPr>
+        <w:spacing w:after="200" w:line="300" w:lineRule="auto"/>
+        <w:jc w:val="both"/>
+      </w:pPr>
+      <w:r>
+        <w:rPr>
+          <w:rFonts w:ascii="Garamond" w:hAnsi="Garamond" w:cs="Garamond" w:eastAsia="Garamond"/>
+          <w:b w:val="1"/>
+          <w:i w:val="0"/>
+          <w:sz w:val="23"/>
+        </w:rPr>
+        <w:t xml:space="preserve">“The papacy lost its lands only in 1870, and it recovered after 1798.”</w:t>
+      </w:r>
+      <w:r>
+        <w:rPr>
+          <w:rFonts w:ascii="Garamond" w:hAnsi="Garamond" w:cs="Garamond" w:eastAsia="Garamond"/>
+          <w:b w:val="0"/>
+          <w:i w:val="0"/>
+          <w:sz w:val="23"/>
+        </w:rPr>
+        <w:t xml:space="preserve"> Both are true, and both fit Daniel. The verse describes a process, not a single day: “they shall take away his dominion, to consume and to destroy it unto the end” (Daniel 7:26). The dominion was taken away in 1798 and consumed over the years that followed, including the loss of the Papal States in 1870. And Revelation foretells the recovery: “his deadly wound was healed: and all the world wondered after the beast” (Revelation 13:3).</w:t>
+      </w:r>
+    </w:p>
+    <w:p>
+      <w:pPr>
+        <w:spacing w:after="200" w:line="300" w:lineRule="auto"/>
+        <w:jc w:val="both"/>
+      </w:pPr>
+      <w:r>
+        <w:rPr>
+          <w:rFonts w:ascii="Garamond" w:hAnsi="Garamond" w:cs="Garamond" w:eastAsia="Garamond"/>
+          <w:b w:val="1"/>
+          <w:i w:val="0"/>
+          <w:sz w:val="23"/>
+        </w:rPr>
         <w:t xml:space="preserve">“Isn’t this an attack on Catholics?”</w:t>
       </w:r>
       <w:r>
@@ -3199,6 +3422,72 @@
           <w:sz w:val="23"/>
         </w:rPr>
         <w:t xml:space="preserve">Roman Republic (1798-1799): https://en.wikipedia.org/wiki/Roman_Republic_(1798%E2%80%931799)</w:t>
+      </w:r>
+    </w:p>
+    <w:p>
+      <w:pPr>
+        <w:pStyle w:val="ListBullet"/>
+        <w:spacing w:after="120" w:line="300" w:lineRule="auto"/>
+        <w:jc w:val="left"/>
+      </w:pPr>
+      <w:r>
+        <w:rPr>
+          <w:rFonts w:ascii="Garamond" w:hAnsi="Garamond" w:cs="Garamond" w:eastAsia="Garamond"/>
+          <w:b w:val="0"/>
+          <w:i w:val="0"/>
+          <w:sz w:val="23"/>
+        </w:rPr>
+        <w:t xml:space="preserve">Antiochus IV Epiphanes (reign, the Day of Eleusis, death): https://en.wikipedia.org/wiki/Antiochus_IV_Epiphanes</w:t>
+      </w:r>
+    </w:p>
+    <w:p>
+      <w:pPr>
+        <w:pStyle w:val="ListBullet"/>
+        <w:spacing w:after="120" w:line="300" w:lineRule="auto"/>
+        <w:jc w:val="left"/>
+      </w:pPr>
+      <w:r>
+        <w:rPr>
+          <w:rFonts w:ascii="Garamond" w:hAnsi="Garamond" w:cs="Garamond" w:eastAsia="Garamond"/>
+          <w:b w:val="0"/>
+          <w:i w:val="0"/>
+          <w:sz w:val="23"/>
+        </w:rPr>
+        <w:t xml:space="preserve">Joachim of Fiore and the 1,260 years, Andrews University Seminary Studies (1965): https://www.andrews.edu/library/car/cardigital/Periodicals/AUSS/1965-1/1965-1-05.pdf</w:t>
+      </w:r>
+    </w:p>
+    <w:p>
+      <w:pPr>
+        <w:pStyle w:val="ListBullet"/>
+        <w:spacing w:after="120" w:line="300" w:lineRule="auto"/>
+        <w:jc w:val="left"/>
+      </w:pPr>
+      <w:r>
+        <w:rPr>
+          <w:rFonts w:ascii="Garamond" w:hAnsi="Garamond" w:cs="Garamond" w:eastAsia="Garamond"/>
+          <w:b w:val="0"/>
+          <w:i w:val="0"/>
+          <w:sz w:val="23"/>
+        </w:rPr>
+        <w:t xml:space="preserve">Isaac Newton, </w:t>
+      </w:r>
+      <w:r>
+        <w:rPr>
+          <w:rFonts w:ascii="Garamond" w:hAnsi="Garamond" w:cs="Garamond" w:eastAsia="Garamond"/>
+          <w:b w:val="0"/>
+          <w:i w:val="1"/>
+          <w:sz w:val="23"/>
+        </w:rPr>
+        <w:t xml:space="preserve">Observations upon the Prophecies of Daniel, and the Apocalypse of St. John</w:t>
+      </w:r>
+      <w:r>
+        <w:rPr>
+          <w:rFonts w:ascii="Garamond" w:hAnsi="Garamond" w:cs="Garamond" w:eastAsia="Garamond"/>
+          <w:b w:val="0"/>
+          <w:i w:val="0"/>
+          <w:sz w:val="23"/>
+        </w:rPr>
+        <w:t xml:space="preserve"> (1733), The Newton Project catalogue (its chapter on the seventy weeks): https://newtonproject.ox.ac.uk/catalogue/record/THEM00204</w:t>
       </w:r>
     </w:p>
     <w:p>
